--- a/hw1.docx
+++ b/hw1.docx
@@ -602,6 +602,22 @@
       <w:pPr>
         <w:pStyle w:val="BodyText"/>
         <w:numPr>
+          <w:ilvl w:val="1"/>
+          <w:numId w:val="5"/>
+        </w:numPr>
+        <w:bidi w:val="0"/>
+        <w:jc w:val="start"/>
+        <w:rPr/>
+      </w:pPr>
+      <w:r>
+        <w:rPr/>
+        <w:t>(deploy/undeploy playbooks generated with help of Google Search AI)</w:t>
+      </w:r>
+    </w:p>
+    <w:p>
+      <w:pPr>
+        <w:pStyle w:val="BodyText"/>
+        <w:numPr>
           <w:ilvl w:val="0"/>
           <w:numId w:val="5"/>
         </w:numPr>
@@ -660,13 +676,91 @@
           <w:numId w:val="5"/>
         </w:numPr>
         <w:bidi w:val="0"/>
-        <w:spacing w:lineRule="auto" w:line="240" w:before="0" w:after="140"/>
+        <w:spacing w:lineRule="auto" w:line="240"/>
         <w:jc w:val="start"/>
         <w:rPr/>
       </w:pPr>
       <w:r>
         <w:rPr/>
         <w:t>(ansible-kvm-box) $ ansible-playbook -i hosts.ini undeploy.yml</w:t>
+      </w:r>
+    </w:p>
+    <w:p>
+      <w:pPr>
+        <w:pStyle w:val="BodyText"/>
+        <w:bidi w:val="0"/>
+        <w:spacing w:lineRule="auto" w:line="240"/>
+        <w:jc w:val="start"/>
+        <w:rPr/>
+      </w:pPr>
+      <w:r>
+        <w:rPr/>
+      </w:r>
+    </w:p>
+    <w:p>
+      <w:pPr>
+        <w:pStyle w:val="Heading4"/>
+        <w:bidi w:val="0"/>
+        <w:spacing w:before="120" w:after="120"/>
+        <w:ind w:hanging="0" w:start="0"/>
+        <w:jc w:val="start"/>
+        <w:rPr/>
+      </w:pPr>
+      <w:r>
+        <w:rPr/>
+        <w:t>Show</w:t>
+      </w:r>
+      <w:r>
+        <w:drawing>
+          <wp:anchor distT="0" distB="0" distL="0" distR="0" simplePos="0" relativeHeight="2" behindDoc="0" locked="0" layoutInCell="0" allowOverlap="1">
+            <wp:simplePos x="0" y="0"/>
+            <wp:positionH relativeFrom="column">
+              <wp:posOffset>433070</wp:posOffset>
+            </wp:positionH>
+            <wp:positionV relativeFrom="paragraph">
+              <wp:posOffset>5561965</wp:posOffset>
+            </wp:positionV>
+            <wp:extent cx="5466715" cy="9062085"/>
+            <wp:effectExtent l="0" t="0" r="0" b="0"/>
+            <wp:wrapTopAndBottom/>
+            <wp:docPr id="1" name="Image1"/>
+            <wp:cNvGraphicFramePr>
+              <a:graphicFrameLocks xmlns:a="http://schemas.openxmlformats.org/drawingml/2006/main" noChangeAspect="1"/>
+            </wp:cNvGraphicFramePr>
+            <a:graphic xmlns:a="http://schemas.openxmlformats.org/drawingml/2006/main">
+              <a:graphicData uri="http://schemas.openxmlformats.org/drawingml/2006/picture">
+                <pic:pic xmlns:pic="http://schemas.openxmlformats.org/drawingml/2006/picture">
+                  <pic:nvPicPr>
+                    <pic:cNvPr id="1" name="Image1"/>
+                    <pic:cNvPicPr>
+                      <a:picLocks noChangeAspect="1" noChangeArrowheads="1"/>
+                    </pic:cNvPicPr>
+                  </pic:nvPicPr>
+                  <pic:blipFill>
+                    <a:blip r:embed="rId5"/>
+                    <a:stretch>
+                      <a:fillRect/>
+                    </a:stretch>
+                  </pic:blipFill>
+                  <pic:spPr bwMode="auto">
+                    <a:xfrm>
+                      <a:off x="0" y="0"/>
+                      <a:ext cx="5466715" cy="9062085"/>
+                    </a:xfrm>
+                    <a:prstGeom prst="rect">
+                      <a:avLst/>
+                    </a:prstGeom>
+                    <a:noFill/>
+                  </pic:spPr>
+                </pic:pic>
+              </a:graphicData>
+            </a:graphic>
+          </wp:anchor>
+        </w:drawing>
+      </w:r>
+      <w:r>
+        <w:rPr/>
+        <w:t>case</w:t>
       </w:r>
     </w:p>
     <w:sectPr>

--- a/hw1.docx
+++ b/hw1.docx
@@ -41,6 +41,10 @@
     <w:p>
       <w:pPr>
         <w:pStyle w:val="Heading4"/>
+        <w:numPr>
+          <w:ilvl w:val="3"/>
+          <w:numId w:val="1"/>
+        </w:numPr>
         <w:bidi w:val="0"/>
         <w:ind w:hanging="0" w:start="0"/>
         <w:jc w:val="start"/>
@@ -48,23 +52,32 @@
       </w:pPr>
       <w:r>
         <w:rPr/>
-        <w:t>Host Setup (Aurora</w:t>
-      </w:r>
-      <w:r>
-        <w:rPr/>
-        <w:t xml:space="preserve"> </w:t>
-      </w:r>
-      <w:r>
-        <w:rPr/>
-        <w:t xml:space="preserve">Linux, </w:t>
-      </w:r>
-      <w:r>
-        <w:rPr/>
-        <w:t xml:space="preserve">Fedora Atomic based, </w:t>
-      </w:r>
-      <w:r>
-        <w:rPr/>
-        <w:t>personal machine):</w:t>
+        <w:t xml:space="preserve">REPO: </w:t>
+      </w:r>
+      <w:hyperlink r:id="rId2">
+        <w:r>
+          <w:rPr>
+            <w:rStyle w:val="Hyperlink"/>
+          </w:rPr>
+          <w:t>https://github.com/jkibort928/cmpe283-hw1</w:t>
+        </w:r>
+      </w:hyperlink>
+    </w:p>
+    <w:p>
+      <w:pPr>
+        <w:pStyle w:val="Heading4"/>
+        <w:numPr>
+          <w:ilvl w:val="3"/>
+          <w:numId w:val="1"/>
+        </w:numPr>
+        <w:bidi w:val="0"/>
+        <w:ind w:hanging="0" w:start="0"/>
+        <w:jc w:val="start"/>
+        <w:rPr/>
+      </w:pPr>
+      <w:r>
+        <w:rPr/>
+        <w:t>Host Setup (Aurora Linux, Fedora Atomic based, personal machine):</w:t>
       </w:r>
     </w:p>
     <w:p>
@@ -80,31 +93,7 @@
       </w:pPr>
       <w:r>
         <w:rPr/>
-        <w:t xml:space="preserve">Create </w:t>
-      </w:r>
-      <w:r>
-        <w:rPr/>
-        <w:t xml:space="preserve">and enter </w:t>
-      </w:r>
-      <w:r>
-        <w:rPr/>
-        <w:t>rootful</w:t>
-      </w:r>
-      <w:r>
-        <w:rPr/>
-        <w:t xml:space="preserve"> </w:t>
-      </w:r>
-      <w:r>
-        <w:rPr/>
-        <w:t xml:space="preserve">distrobox container </w:t>
-      </w:r>
-      <w:r>
-        <w:rPr/>
-        <w:t>(with init)</w:t>
-      </w:r>
-      <w:r>
-        <w:rPr/>
-        <w:t xml:space="preserve"> for vm management</w:t>
+        <w:t>Create and enter rootful distrobox container (with init) for vm management</w:t>
       </w:r>
     </w:p>
     <w:p>
@@ -136,15 +125,7 @@
       </w:pPr>
       <w:r>
         <w:rPr/>
-        <w:t xml:space="preserve">$ db enter --root </w:t>
-      </w:r>
-      <w:r>
-        <w:rPr/>
-        <w:t>ansible-</w:t>
-      </w:r>
-      <w:r>
-        <w:rPr/>
-        <w:t>kvm-box</w:t>
+        <w:t>$ db enter --root ansible-kvm-box</w:t>
       </w:r>
     </w:p>
     <w:p>
@@ -160,15 +141,7 @@
       </w:pPr>
       <w:r>
         <w:rPr/>
-        <w:t xml:space="preserve">Enable libvirtd </w:t>
-      </w:r>
-      <w:r>
-        <w:rPr/>
-        <w:t xml:space="preserve">and network </w:t>
-      </w:r>
-      <w:r>
-        <w:rPr/>
-        <w:t>and add user to libvirt group</w:t>
+        <w:t>Enable libvirtd and network and add user to libvirt group</w:t>
       </w:r>
     </w:p>
     <w:p>
@@ -222,6 +195,10 @@
     <w:p>
       <w:pPr>
         <w:pStyle w:val="Heading4"/>
+        <w:numPr>
+          <w:ilvl w:val="3"/>
+          <w:numId w:val="1"/>
+        </w:numPr>
         <w:bidi w:val="0"/>
         <w:ind w:hanging="0" w:start="0"/>
         <w:jc w:val="start"/>
@@ -263,7 +240,7 @@
         <w:rPr/>
         <w:t xml:space="preserve">(ansible-kvm-box) $ curl -L -O </w:t>
       </w:r>
-      <w:hyperlink r:id="rId2">
+      <w:hyperlink r:id="rId3">
         <w:r>
           <w:rPr>
             <w:rStyle w:val="Hyperlink"/>
@@ -402,15 +379,7 @@
       </w:pPr>
       <w:r>
         <w:rPr/>
-        <w:t xml:space="preserve">(see </w:t>
-      </w:r>
-      <w:r>
-        <w:rPr/>
-        <w:t>vm-install.sh from repo</w:t>
-      </w:r>
-      <w:r>
-        <w:rPr/>
-        <w:t>)</w:t>
+        <w:t>(see vm-install.sh from repo)</w:t>
       </w:r>
     </w:p>
     <w:p>
@@ -427,11 +396,7 @@
       </w:pPr>
       <w:r>
         <w:rPr/>
-        <w:t xml:space="preserve">ssh into them </w:t>
-      </w:r>
-      <w:r>
-        <w:rPr/>
-        <w:t>to test</w:t>
+        <w:t>ssh into them to test</w:t>
       </w:r>
     </w:p>
     <w:p>
@@ -448,13 +413,9 @@
       </w:pPr>
       <w:r>
         <w:rPr/>
-        <w:t xml:space="preserve">(ansible-kvm-box) $ </w:t>
-      </w:r>
-      <w:r>
-        <w:rPr/>
-        <w:t xml:space="preserve">ssh </w:t>
-      </w:r>
-      <w:hyperlink r:id="rId3">
+        <w:t xml:space="preserve">(ansible-kvm-box) $ ssh </w:t>
+      </w:r>
+      <w:hyperlink r:id="rId4">
         <w:r>
           <w:rPr>
             <w:rStyle w:val="Hyperlink"/>
@@ -477,13 +438,9 @@
       </w:pPr>
       <w:r>
         <w:rPr/>
-        <w:t xml:space="preserve">(ansible-kvm-box) $ </w:t>
-      </w:r>
-      <w:r>
-        <w:rPr/>
-        <w:t xml:space="preserve">ssh </w:t>
-      </w:r>
-      <w:hyperlink r:id="rId4">
+        <w:t xml:space="preserve">(ansible-kvm-box) $ ssh </w:t>
+      </w:r>
+      <w:hyperlink r:id="rId5">
         <w:r>
           <w:rPr>
             <w:rStyle w:val="Hyperlink"/>
@@ -523,11 +480,7 @@
       </w:pPr>
       <w:r>
         <w:rPr/>
-        <w:t xml:space="preserve">(ansible-kvm-box) $ </w:t>
-      </w:r>
-      <w:r>
-        <w:rPr/>
-        <w:t>sudo virsh start webserver-vm1</w:t>
+        <w:t>(ansible-kvm-box) $ sudo virsh start webserver-vm1</w:t>
       </w:r>
     </w:p>
     <w:p>
@@ -544,11 +497,7 @@
       </w:pPr>
       <w:r>
         <w:rPr/>
-        <w:t xml:space="preserve">(ansible-kvm-box) $ </w:t>
-      </w:r>
-      <w:r>
-        <w:rPr/>
-        <w:t>sudo virsh start webserver-vm2</w:t>
+        <w:t>(ansible-kvm-box) $ sudo virsh start webserver-vm2</w:t>
       </w:r>
     </w:p>
     <w:p>
@@ -559,6 +508,7 @@
           <w:numId w:val="0"/>
         </w:numPr>
         <w:bidi w:val="0"/>
+        <w:ind w:hanging="0" w:start="0"/>
         <w:jc w:val="start"/>
         <w:rPr/>
       </w:pPr>
@@ -572,7 +522,12 @@
     <w:p>
       <w:pPr>
         <w:pStyle w:val="Heading4"/>
-        <w:bidi w:val="0"/>
+        <w:numPr>
+          <w:ilvl w:val="3"/>
+          <w:numId w:val="1"/>
+        </w:numPr>
+        <w:bidi w:val="0"/>
+        <w:spacing w:before="0" w:after="120"/>
         <w:ind w:hanging="0" w:start="0"/>
         <w:jc w:val="start"/>
         <w:rPr/>
@@ -644,11 +599,7 @@
       </w:pPr>
       <w:r>
         <w:rPr/>
-        <w:t xml:space="preserve">(ansible-kvm-box) $ </w:t>
-      </w:r>
-      <w:r>
-        <w:rPr/>
-        <w:t>ansible-playbook -i hosts.ini deploy.yml</w:t>
+        <w:t>(ansible-kvm-box) $ ansible-playbook -i hosts.ini deploy.yml</w:t>
       </w:r>
     </w:p>
     <w:p>
@@ -700,6 +651,10 @@
     <w:p>
       <w:pPr>
         <w:pStyle w:val="Heading4"/>
+        <w:numPr>
+          <w:ilvl w:val="3"/>
+          <w:numId w:val="1"/>
+        </w:numPr>
         <w:bidi w:val="0"/>
         <w:spacing w:before="120" w:after="120"/>
         <w:ind w:hanging="0" w:start="0"/>
@@ -737,7 +692,7 @@
                     </pic:cNvPicPr>
                   </pic:nvPicPr>
                   <pic:blipFill>
-                    <a:blip r:embed="rId5"/>
+                    <a:blip r:embed="rId6"/>
                     <a:stretch>
                       <a:fillRect/>
                     </a:stretch>
@@ -770,6 +725,7 @@
       <w:pgNumType w:fmt="decimal"/>
       <w:formProt w:val="false"/>
       <w:textDirection w:val="lrTb"/>
+      <w:docGrid w:type="default" w:linePitch="100" w:charSpace="0"/>
     </w:sectPr>
   </w:body>
 </w:document>
@@ -790,22 +746,9 @@
         </w:tabs>
         <w:ind w:start="0" w:hanging="0"/>
       </w:pPr>
+      <w:rPr/>
     </w:lvl>
     <w:lvl w:ilvl="1">
-      <w:start w:val="1"/>
-      <w:numFmt w:val="none"/>
-      <w:pStyle w:val="Heading2"/>
-      <w:suff w:val="nothing"/>
-      <w:lvlText w:val=""/>
-      <w:lvlJc w:val="start"/>
-      <w:pPr>
-        <w:tabs>
-          <w:tab w:val="num" w:pos="0"/>
-        </w:tabs>
-        <w:ind w:start="0" w:hanging="0"/>
-      </w:pPr>
-    </w:lvl>
-    <w:lvl w:ilvl="2">
       <w:start w:val="1"/>
       <w:numFmt w:val="none"/>
       <w:suff w:val="nothing"/>
@@ -817,22 +760,9 @@
         </w:tabs>
         <w:ind w:start="0" w:hanging="0"/>
       </w:pPr>
-    </w:lvl>
-    <w:lvl w:ilvl="3">
-      <w:start w:val="1"/>
-      <w:numFmt w:val="none"/>
-      <w:pStyle w:val="Heading4"/>
-      <w:suff w:val="nothing"/>
-      <w:lvlText w:val=""/>
-      <w:lvlJc w:val="start"/>
-      <w:pPr>
-        <w:tabs>
-          <w:tab w:val="num" w:pos="0"/>
-        </w:tabs>
-        <w:ind w:start="0" w:hanging="0"/>
-      </w:pPr>
-    </w:lvl>
-    <w:lvl w:ilvl="4">
+      <w:rPr/>
+    </w:lvl>
+    <w:lvl w:ilvl="2">
       <w:start w:val="1"/>
       <w:numFmt w:val="none"/>
       <w:suff w:val="nothing"/>
@@ -844,8 +774,9 @@
         </w:tabs>
         <w:ind w:start="0" w:hanging="0"/>
       </w:pPr>
-    </w:lvl>
-    <w:lvl w:ilvl="5">
+      <w:rPr/>
+    </w:lvl>
+    <w:lvl w:ilvl="3">
       <w:start w:val="1"/>
       <w:numFmt w:val="none"/>
       <w:suff w:val="nothing"/>
@@ -857,8 +788,9 @@
         </w:tabs>
         <w:ind w:start="0" w:hanging="0"/>
       </w:pPr>
-    </w:lvl>
-    <w:lvl w:ilvl="6">
+      <w:rPr/>
+    </w:lvl>
+    <w:lvl w:ilvl="4">
       <w:start w:val="1"/>
       <w:numFmt w:val="none"/>
       <w:suff w:val="nothing"/>
@@ -870,8 +802,9 @@
         </w:tabs>
         <w:ind w:start="0" w:hanging="0"/>
       </w:pPr>
-    </w:lvl>
-    <w:lvl w:ilvl="7">
+      <w:rPr/>
+    </w:lvl>
+    <w:lvl w:ilvl="5">
       <w:start w:val="1"/>
       <w:numFmt w:val="none"/>
       <w:suff w:val="nothing"/>
@@ -883,8 +816,9 @@
         </w:tabs>
         <w:ind w:start="0" w:hanging="0"/>
       </w:pPr>
-    </w:lvl>
-    <w:lvl w:ilvl="8">
+      <w:rPr/>
+    </w:lvl>
+    <w:lvl w:ilvl="6">
       <w:start w:val="1"/>
       <w:numFmt w:val="none"/>
       <w:suff w:val="nothing"/>
@@ -896,6 +830,35 @@
         </w:tabs>
         <w:ind w:start="0" w:hanging="0"/>
       </w:pPr>
+      <w:rPr/>
+    </w:lvl>
+    <w:lvl w:ilvl="7">
+      <w:start w:val="1"/>
+      <w:numFmt w:val="none"/>
+      <w:suff w:val="nothing"/>
+      <w:lvlText w:val=""/>
+      <w:lvlJc w:val="start"/>
+      <w:pPr>
+        <w:tabs>
+          <w:tab w:val="num" w:pos="0"/>
+        </w:tabs>
+        <w:ind w:start="0" w:hanging="0"/>
+      </w:pPr>
+      <w:rPr/>
+    </w:lvl>
+    <w:lvl w:ilvl="8">
+      <w:start w:val="1"/>
+      <w:numFmt w:val="none"/>
+      <w:suff w:val="nothing"/>
+      <w:lvlText w:val=""/>
+      <w:lvlJc w:val="start"/>
+      <w:pPr>
+        <w:tabs>
+          <w:tab w:val="num" w:pos="0"/>
+        </w:tabs>
+        <w:ind w:start="0" w:hanging="0"/>
+      </w:pPr>
+      <w:rPr/>
     </w:lvl>
   </w:abstractNum>
   <w:abstractNum w:abstractNumId="2">
@@ -1444,6 +1407,125 @@
       <w:rPr>
         <w:rFonts w:ascii="OpenSymbol" w:hAnsi="OpenSymbol" w:cs="OpenSymbol" w:hint="default"/>
       </w:rPr>
+    </w:lvl>
+  </w:abstractNum>
+  <w:abstractNum w:abstractNumId="6">
+    <w:lvl w:ilvl="0">
+      <w:start w:val="1"/>
+      <w:numFmt w:val="none"/>
+      <w:suff w:val="nothing"/>
+      <w:lvlText w:val=""/>
+      <w:lvlJc w:val="start"/>
+      <w:pPr>
+        <w:tabs>
+          <w:tab w:val="num" w:pos="0"/>
+        </w:tabs>
+        <w:ind w:start="0" w:hanging="0"/>
+      </w:pPr>
+    </w:lvl>
+    <w:lvl w:ilvl="1">
+      <w:start w:val="1"/>
+      <w:numFmt w:val="none"/>
+      <w:suff w:val="nothing"/>
+      <w:lvlText w:val=""/>
+      <w:lvlJc w:val="start"/>
+      <w:pPr>
+        <w:tabs>
+          <w:tab w:val="num" w:pos="0"/>
+        </w:tabs>
+        <w:ind w:start="0" w:hanging="0"/>
+      </w:pPr>
+    </w:lvl>
+    <w:lvl w:ilvl="2">
+      <w:start w:val="1"/>
+      <w:numFmt w:val="none"/>
+      <w:suff w:val="nothing"/>
+      <w:lvlText w:val=""/>
+      <w:lvlJc w:val="start"/>
+      <w:pPr>
+        <w:tabs>
+          <w:tab w:val="num" w:pos="0"/>
+        </w:tabs>
+        <w:ind w:start="0" w:hanging="0"/>
+      </w:pPr>
+    </w:lvl>
+    <w:lvl w:ilvl="3">
+      <w:start w:val="1"/>
+      <w:numFmt w:val="none"/>
+      <w:suff w:val="nothing"/>
+      <w:lvlText w:val=""/>
+      <w:lvlJc w:val="start"/>
+      <w:pPr>
+        <w:tabs>
+          <w:tab w:val="num" w:pos="0"/>
+        </w:tabs>
+        <w:ind w:start="0" w:hanging="0"/>
+      </w:pPr>
+    </w:lvl>
+    <w:lvl w:ilvl="4">
+      <w:start w:val="1"/>
+      <w:numFmt w:val="none"/>
+      <w:suff w:val="nothing"/>
+      <w:lvlText w:val=""/>
+      <w:lvlJc w:val="start"/>
+      <w:pPr>
+        <w:tabs>
+          <w:tab w:val="num" w:pos="0"/>
+        </w:tabs>
+        <w:ind w:start="0" w:hanging="0"/>
+      </w:pPr>
+    </w:lvl>
+    <w:lvl w:ilvl="5">
+      <w:start w:val="1"/>
+      <w:numFmt w:val="none"/>
+      <w:suff w:val="nothing"/>
+      <w:lvlText w:val=""/>
+      <w:lvlJc w:val="start"/>
+      <w:pPr>
+        <w:tabs>
+          <w:tab w:val="num" w:pos="0"/>
+        </w:tabs>
+        <w:ind w:start="0" w:hanging="0"/>
+      </w:pPr>
+    </w:lvl>
+    <w:lvl w:ilvl="6">
+      <w:start w:val="1"/>
+      <w:numFmt w:val="none"/>
+      <w:suff w:val="nothing"/>
+      <w:lvlText w:val=""/>
+      <w:lvlJc w:val="start"/>
+      <w:pPr>
+        <w:tabs>
+          <w:tab w:val="num" w:pos="0"/>
+        </w:tabs>
+        <w:ind w:start="0" w:hanging="0"/>
+      </w:pPr>
+    </w:lvl>
+    <w:lvl w:ilvl="7">
+      <w:start w:val="1"/>
+      <w:numFmt w:val="none"/>
+      <w:suff w:val="nothing"/>
+      <w:lvlText w:val=""/>
+      <w:lvlJc w:val="start"/>
+      <w:pPr>
+        <w:tabs>
+          <w:tab w:val="num" w:pos="0"/>
+        </w:tabs>
+        <w:ind w:start="0" w:hanging="0"/>
+      </w:pPr>
+    </w:lvl>
+    <w:lvl w:ilvl="8">
+      <w:start w:val="1"/>
+      <w:numFmt w:val="none"/>
+      <w:suff w:val="nothing"/>
+      <w:lvlText w:val=""/>
+      <w:lvlJc w:val="start"/>
+      <w:pPr>
+        <w:tabs>
+          <w:tab w:val="num" w:pos="0"/>
+        </w:tabs>
+        <w:ind w:start="0" w:hanging="0"/>
+      </w:pPr>
     </w:lvl>
   </w:abstractNum>
   <w:num w:numId="1">
@@ -1461,6 +1543,9 @@
   <w:num w:numId="5">
     <w:abstractNumId w:val="5"/>
   </w:num>
+  <w:num w:numId="6">
+    <w:abstractNumId w:val="6"/>
+  </w:num>
 </w:numbering>
 </file>
 
@@ -1478,7 +1563,6 @@
     </w:rPrDefault>
     <w:pPrDefault>
       <w:pPr>
-        <w:widowControl/>
         <w:suppressAutoHyphens w:val="true"/>
       </w:pPr>
     </w:pPrDefault>
@@ -1488,7 +1572,10 @@
     <w:qFormat/>
     <w:pPr>
       <w:widowControl/>
+      <w:suppressAutoHyphens w:val="true"/>
       <w:bidi w:val="0"/>
+      <w:spacing w:before="0" w:after="0"/>
+      <w:jc w:val="start"/>
     </w:pPr>
     <w:rPr>
       <w:rFonts w:ascii="Liberation Serif" w:hAnsi="Liberation Serif" w:eastAsia="Noto Serif CJK SC" w:cs="Noto Sans"/>
@@ -1541,8 +1628,8 @@
       <w:szCs w:val="26"/>
     </w:rPr>
   </w:style>
-  <w:style w:type="character" w:styleId="Bullets">
-    <w:name w:val="Bullets"/>
+  <w:style w:type="character" w:styleId="Bulletsuser">
+    <w:name w:val="Bullets (user)"/>
     <w:qFormat/>
     <w:rPr>
       <w:rFonts w:ascii="OpenSymbol" w:hAnsi="OpenSymbol" w:eastAsia="OpenSymbol" w:cs="OpenSymbol"/>

--- a/hw1.docx
+++ b/hw1.docx
@@ -35,7 +35,15 @@
       </w:pPr>
       <w:r>
         <w:rPr/>
-        <w:t>CMPE283-01</w:t>
+        <w:t>CMPE2</w:t>
+      </w:r>
+      <w:r>
+        <w:rPr/>
+        <w:t>72</w:t>
+      </w:r>
+      <w:r>
+        <w:rPr/>
+        <w:t>-01</w:t>
       </w:r>
     </w:p>
     <w:p>
@@ -59,7 +67,7 @@
           <w:rPr>
             <w:rStyle w:val="Hyperlink"/>
           </w:rPr>
-          <w:t>https://github.com/jkibort928/cmpe283-hw1</w:t>
+          <w:t>https://github.com/jkibort928/cmpe272-hw1</w:t>
         </w:r>
       </w:hyperlink>
     </w:p>
@@ -1628,8 +1636,8 @@
       <w:szCs w:val="26"/>
     </w:rPr>
   </w:style>
-  <w:style w:type="character" w:styleId="Bulletsuser">
-    <w:name w:val="Bullets (user)"/>
+  <w:style w:type="character" w:styleId="Bullets">
+    <w:name w:val="Bullets"/>
     <w:qFormat/>
     <w:rPr>
       <w:rFonts w:ascii="OpenSymbol" w:hAnsi="OpenSymbol" w:eastAsia="OpenSymbol" w:cs="OpenSymbol"/>
